--- a/example_articles/us_region/Multiple/3.us_region_Multiple_New_York_Times.docx
+++ b/example_articles/us_region/Multiple/3.us_region_Multiple_New_York_Times.docx
@@ -29,17 +29,17 @@
     </w:p>
     <w:p>
       <w:r>
-        <w:t>Source File: NYT/44.DOCX</w:t>
+        <w:t>Source file: NYT/44.DOCX</w:t>
       </w:r>
     </w:p>
     <w:p>
       <w:r>
-        <w:t>Raw locations result: ['California', 'Texas', 'Illinois', 'New York', 'Florida']</w:t>
+        <w:t>Raw locations result, 'locations': ['California', 'Texas', 'Illinois', 'New York', 'Florida']</w:t>
       </w:r>
     </w:p>
     <w:p>
       <w:r>
-        <w:t>us_region_stand_flat (Standardized): Multiple</w:t>
+        <w:t>Standardized locations result, 'us_region_stand_flat': Multiple</w:t>
       </w:r>
     </w:p>
     <w:p>

--- a/example_articles/us_region/Multiple/3.us_region_Multiple_New_York_Times.docx
+++ b/example_articles/us_region/Multiple/3.us_region_Multiple_New_York_Times.docx
@@ -7,9 +7,7 @@
         <w:pStyle w:val="Heading1"/>
       </w:pPr>
       <w:r>
-        <w:t>Miami Journal;</w:t>
-        <w:br/>
-        <w:t>The Big Uproar Over Little Havana</w:t>
+        <w:t>Tribute for an Old-Time Bluesman Who Stays New</w:t>
       </w:r>
     </w:p>
     <w:p>
@@ -19,22 +17,22 @@
     </w:p>
     <w:p>
       <w:r>
-        <w:t>Date: 1990-10-26</w:t>
+        <w:t>Date: 1990-10-16</w:t>
       </w:r>
     </w:p>
     <w:p>
       <w:r>
-        <w:t>Section: Section A;; Section A; Page 12; Column 4; National Desk; Column 4;</w:t>
+        <w:t>Section: Section C; Page 13, Column 1; Cultural Desk</w:t>
       </w:r>
     </w:p>
     <w:p>
       <w:r>
-        <w:t>Source file: NYT/44.DOCX</w:t>
+        <w:t>Source file: NYT/50.DOCX</w:t>
       </w:r>
     </w:p>
     <w:p>
       <w:r>
-        <w:t>Raw locations result, 'locations': ['California', 'Texas', 'Illinois', 'New York', 'Florida']</w:t>
+        <w:t>Raw locations result, 'locations': ['Mississippi', 'Ohio', 'Michigan', 'California', 'New York']</w:t>
       </w:r>
     </w:p>
     <w:p>
@@ -51,53 +49,63 @@
     </w:p>
     <w:p>
       <w:r>
-        <w:t>Mercedes Rodri guez, a clerk, and Willy A. Bermello, a prominent architect, both showed up at a rowdy meeting of the Miami City Commission last week. Both spoke fervently about Little Havana, the neighborhood where they had begun their exiles from Cuba many years ago.</w:t>
+        <w:t>When John Lee Hooker ambles onto the stage at Madison Square Garden tonight to sing, the audience will hear five and a half decades of blues experience. They will also hear the music of the Mississippi Delta, which has become the sound of the international mainstream in the form of rock-and-roll.</w:t>
         <w:br/>
-        <w:t>But Mrs. Rodriguez, who is 57 years old, was part of a crowd of 350 Cuban-Americans who angrily booed Mr. Bermello's speech. Some denounced him, as well as the city's first Cuban-American Mayor, Xavier L. Suarez, as a tick, a traitor, a Communist.</w:t>
+        <w:t>Mr. Hooker, a major figure in American popular music, will be on the receiving end of a tribute that will include performances by a slew of stars, including Gregg Allman, Bo Diddley, Bonnie Raitt, Willie Dixon, Joe Cocker, James Cotton, Huey Lewis, Johnny Winter and Little Feat.</w:t>
         <w:br/>
-        <w:t>All the uproar is about something that happened six years ago: a small section of Little Havana was renamed the Latin Quarter by Mr. Bermello and some other promotion-minded Cuban business people. The city approved the new name, but almost everyone still calls the area Pequena Habana, or Little Havana.</w:t>
+        <w:t>The show is also a benefit, with some of the profits going to the Delta Blues Museum, which is based in Clarksdale, Miss., the town outside of which Mr. Hooker was born some 70 years ago. Mr. Hooker's subsequent odyssey, from the poverty and repression of the delta to a life of recognition and reasonable wealth in a suburb of San Francisco, is a specifically American story of race, class and talent.</w:t>
         <w:br/>
-        <w:t>Yet, as often happens in Miami's highly politicized Cuban community, an issue that may seem inconsequential and long settled has set off a ferocious debate over nationalism, history and the Cuban identity.</w:t>
+        <w:t>''Where I came from in Mississippi was like being in hell,'' said Mr. Hooker. ''I was about 14 when I left for Memphis. I knew what was happening.''</w:t>
         <w:br/>
-        <w:t>Mrs. Rodriguez and many others, most of them older, working-class Cubans, demand that the name Latin Quarter be rescinded. To them, the name is part of a plot by Cubans like Mr. Bermello, who have moved out of the neighborhood, to further de-Cubanize their Little Havana, which has seen an influx of new arrivals from other countries to the south.</w:t>
+        <w:t>'I Wanted to Be a Star'</w:t>
         <w:br/>
-        <w:t>"They don't call Chinatown Asiatown," Mrs. Rodriguez said. "They don't call Little Italy Europeantown. We deserve the name. It's ours."</w:t>
+        <w:t>Like many other black Americans from the South, Mr. Hooker was intent on moving north. His next stop was Cincinnati, where he became a teen-age gospel singer with groups like the Delta Big Four, the Fairfield Four and the Big Six.</w:t>
         <w:br/>
-        <w:t>Some people refer to Mr. Bermello, who is 39, as a YUCA, for young upwardly mobile Cuban-American. He lives in wealthy Coral Gables, several miles west of his old neighborhood. He says he loves Little Havana as much as anyone else.</w:t>
+        <w:t>''I wanted to be a star,'' said Mr. Hooker. ''I knew I couldn't make it in Mississippi so I was working my way up north. I lived in Cincinnati for two years, and I learned how to play and sing real good there. I knew I was a heck of a gospel singer, and the work taught me how to relate to an audience. 'Oh, that kid can sing!' people used to say. People around me, they'd treat me like I was a kid and they loved me. I'd get lonely for my family, but that was about it. When I started singing blues, the church didn't like it, but I was determined to be a musician and be a blues star, and I didn't much care what they thought.''</w:t>
         <w:br/>
-        <w:t>"The whole purpose behind the name was to promote the area," he said. "More affluent Hispanics were moving to the suburbs. It was deteriorating. The term Latin Quarter was one that was accepted by Latins and Anglos. We wanted to include everyone. From a marketing standpoint, it was easy to understand, easy to pronounce, easy to relate to."</w:t>
+        <w:t>Mr. Hooker next moved to Detroit, following the trail of work. When World War II broke out, Detroit was suddenly awash with jobs. As in Chicago and Los Angeles, the black working class suddenly found itself with money and looking for entertainment.</w:t>
         <w:br/>
-        <w:t>Mrs. Rodriguez does not relate to concepts like marketing, and she opposes being labeled Latin. "We are first of all Cuban," she said.</w:t>
+        <w:t>''During the war I lied about my age to enlist,'' said Mr. Hooker. ''If you were a soldier, all the girls went crazy about you. But I was kicked out for being under-age, so I worked washing dishes and all sorts of things. But the town was booming, and I was playing three and four, sometimes five nights a week in small clubs; I got to be hot stuff, the hottest musician in Detroit.''</w:t>
         <w:br/>
-        <w:t>The Mayor says he is mystified. "I'm not a psychiatrist or a social worker," he said. "I don't understand why these people are so overwrought."</w:t>
+        <w:t xml:space="preserve"> </w:t>
         <w:br/>
-        <w:t>Many people say it is just that kind of cool, analytical talk that alienates Mr. Suarez from Cuban-Americans now gripped by anti-Latin Quarter fervor. They are more likely to heed someone like Alberto Gonzalez, the host of a popular satirical Spanish-language radio show. "The Mayor?" Mr. Gonzalez, 63, said dismissively. "What Mayor? This man called Suarez? He's no Cuban."</w:t>
+        <w:t>Suddenly in Demand</w:t>
         <w:br/>
-        <w:t>It was Mr. Gonzalez, many people say, who began stirring up emotions on the issue several weeks ago.</w:t>
+        <w:t>The small independent record companies were scrambling for new talent to fill the new needs of a larger, wealthier and more urbane black audience. Mr. Hooker found himself discovered.</w:t>
         <w:br/>
-        <w:t>A Cuban-American city commissioner, Miriam Alonso, has taken up the crusade. The crowd was drawn to last week's meeting to support her ultimately unsuccessful motion to have the Latin Quarter name dropped.</w:t>
+        <w:t>''One night the folks from Modern Records, Saul and Jules Bihari, came into a club I was playing,'' Mr. Hooker recalled. ''They came in with their suits on, and I thought they were the police. I had a long guitar chord and I was walking the floor, and they said, 'Come over here, kid. Who are you?' I said, 'John Lee Hooker. What, are you all the police?' They said, 'No, we're from Modern and we're going to take care of you.' I didn't believe it because everyone is always talking, but they gave me a thousand dollars up front. I said 'Huh?' because it was so much money. I recorded 'Boogie Chillen' ' and I never looked back.''</w:t>
         <w:br/>
-        <w:t>Of the three Cuban-Americans on the five-member commission, she reminded her supporters, "I am the only one who lives in Little Havana."</w:t>
+        <w:t>Mr. Hooker played a big part in modernizing an essentially rural style of music and making it nationally popular, adding jump and jazz rhythms to the mix. His early recordings, from 1948, have him working in the deep Mississippi blues style, where he clangs out harsh metallic guitar lines while his vocals shout and moan. The same year he recorded ''Boogie Chillen' '' in a modern jump style that became rhythm and blues; the record, with a full band, was a hit. When rhythm and blues burned out commercially in the late 1950's, Mr. Hooker reverted to a solo act, cleverly cashing in on the growing folk circuit that was supporting a flock of blues musicians. The audience was looking for authenticity and rustics, and Mr. Hooker was happy to oblige, eventually recording for Riverside Records as an acoustic guitarist.</w:t>
         <w:br/>
-        <w:t>Her opponents accuse her of opportunism. "Miriam Alonso wants to be the next mayor," Mr. Bermello said.</w:t>
+        <w:t>By the middle 1960's, Mr. Hooker emerged as an electric blues star, recording with the band Canned Heat, and being justly celebrated by legions of rock-and-roll fans. And by that time, his audience was changing from black to white. And the white audience wanted blues.</w:t>
         <w:br/>
-        <w:t>The Mayor, 41, was born in Cuba, but raised in Washington and educated at Harvard. He moved out of Little Havana to a house across town, on the fringe of Coconut Grove. In contrast, said Miguel Gonzalez-Pando, the director of Cuban history project at Florida International University, "Miriam Alonso is trying to portray herself as the super-Cuban."</w:t>
+        <w:t xml:space="preserve"> </w:t>
         <w:br/>
-        <w:t>"After Cuba, Little Havana is my homeland," Mrs. Rodriguez said.</w:t>
+        <w:t>'They Were Just People'</w:t>
         <w:br/>
-        <w:t>She still keeps as a memento the thin cotton dress she was wearing on Nov. 12, 1968, when she left Havana for Miami. She moved into a modest one-bedroom apartment in Little Havana. The small stucco houses and duplex apartments on the surrounding streets were filled with Cubans. More arrived each day, part of a wave of immigration after the Bay of Pigs invasion in 1961.</w:t>
+        <w:t>''I played solo a long time, and I know how to tap my feet so it sounds like a drum,'' said Mr. Hooker. ''It wasn't any problem to start playing the coffeehouses. I can switch to any style, you have to be versatile to be a musician. I knew the white audience was out there but I didn't know how to get it. As the years go by, things change and to me they were just people. I had no thought that British singers would start singing my songs, I had no idea what would come with that. People got more civilized.''</w:t>
         <w:br/>
-        <w:t>Mr. Bermello's parents had arrived in 1960. Willy Bermello was 9 years old. "I made my first dollar in the U.S. selling newspapers in Little Havana," he said. "I'm just as patriotic as anyone else."</w:t>
+        <w:t>For the tribute tonight, most of the performers are white rock-and-roll stars. ''These are some of the realities when it comes to the blues today,'' said Quint Davis, who is producing the show. ''Many more white musicians are going into it today than are black musicians. Just look at the bands of most black blues musicians - they're all white. And the people on the show have lived the blues life so they're here to pay tribute, to give credit. They feel that they owe a debt for who they are, not just what they play. People are really happy to pay tribute to the influence of the great masters. And when the show was initiated, John Lee was asked who he wanted, and these are people he identified.''</w:t>
         <w:br/>
-        <w:t>There are about 700,000 Cubans in Dade County, and they certainly are not all in Little Havana. Thomas Bosell, a geographer at the University of Miami, estimates that more than 60 percent of the 250,000 people in the neighborhood are of Cuban descent. But there are also thousands of Nicaraguans, Colombians, Hondurans.</w:t>
+        <w:t>''It's really nice that people realize that all people are the same,'' said Mr. Hooker. ''Human beings can be worse than animals. Cows and horses don't care what color they are. But I never looked at it that way. My band is all white, and I think of them by their talent, not by the color their skin or hair is. So tributes like this make me feel real good.''</w:t>
         <w:br/>
-        <w:t>Last Friday, Mr. Gonzalez-Pando and a friend were talking about the Latin Quarter controversy at El Pub Calle Ocho, in the heart of Little Havana.</w:t>
+        <w:t xml:space="preserve"> </w:t>
         <w:br/>
-        <w:t>"Years ago, this would have been packed," Mr. Gonzalez-Pando said, gesturing to the rows of empty tables.</w:t>
+        <w:t>Held on to His Rights</w:t>
         <w:br/>
-        <w:t>Lisandro Perez, a sociology professor at Florida International University, said that while Cubans still felt an attachment to Little Havana, it was no longer the geographic center of Cuban life here.</w:t>
+        <w:t>Unlike many other blues singers, Mr. Hooker has been lucky in that he now receives royalties for his older recordings. Record labels dealing with blues often shortchanged their artists - and artists often sold their rights - but Mr. Hooker held on to his. A few years ago, he decided to collect what was owed him. His lawyer asked him whether he had all his contracts, and by chance, Mr. Hooker had some 40 years' worth.</w:t>
         <w:br/>
-        <w:t>"Miami is a mecca for Cubans in the U.S.," he said. "If there isn't a Little Havana here, there isn't going to be a Little Havana anywhere."</w:t>
+        <w:t>''I was lucky,'' he said. ''I gave all my papers to a man in Detroit for safekeeping, and when my lawyer asked me if I had any papers, I wrote to Detroit and got them all. We took the companies to court, and they were in a panic when they found out that I had the papers. And ever since then, I've been getting my royalties.</w:t>
+        <w:br/>
+        <w:t>''It's helped out now because I'm going to be able to retire. I enjoy playing because it's my life. When I'm in bed, I moan and groan it. Without singing the blues I'd go under.''</w:t>
+        <w:br/>
+        <w:br/>
+        <w:t>Graphic</w:t>
+        <w:br/>
+        <w:br/>
+        <w:t xml:space="preserve"> </w:t>
+        <w:br/>
+        <w:t>Photo: John Lee Hooker, who will be honored with a tribute concert tonight at Madison Square Garden. (Michelle V. Agins/The New York Times)</w:t>
       </w:r>
     </w:p>
     <w:sectPr>

--- a/example_articles/us_region/Multiple/3.us_region_Multiple_New_York_Times.docx
+++ b/example_articles/us_region/Multiple/3.us_region_Multiple_New_York_Times.docx
@@ -7,7 +7,7 @@
         <w:pStyle w:val="Heading1"/>
       </w:pPr>
       <w:r>
-        <w:t>Tribute for an Old-Time Bluesman Who Stays New</w:t>
+        <w:t>Newsom? Whitmer? Shapiro? 2024 Could Kill Their 2028 Dreams.; Frank Bruni</w:t>
       </w:r>
     </w:p>
     <w:p>
@@ -17,22 +17,22 @@
     </w:p>
     <w:p>
       <w:r>
-        <w:t>Date: 1990-10-16</w:t>
+        <w:t>Date: 2024-11-14</w:t>
       </w:r>
     </w:p>
     <w:p>
       <w:r>
-        <w:t>Section: Section C; Page 13, Column 1; Cultural Desk</w:t>
+        <w:t>Section: OPINION</w:t>
       </w:r>
     </w:p>
     <w:p>
       <w:r>
-        <w:t>Source file: NYT/50.DOCX</w:t>
+        <w:t>Source file: NYT/1.DOCX</w:t>
       </w:r>
     </w:p>
     <w:p>
       <w:r>
-        <w:t>Raw locations result, 'locations': ['Mississippi', 'Ohio', 'Michigan', 'California', 'New York']</w:t>
+        <w:t>Raw locations result, 'locations': ['Arizona', 'Michigan', 'Iowa', 'Pennsylvania', 'Minnesota', 'Kentucky', 'North Carolina', 'Illinois', 'Maryland', 'California', 'Ohio']</w:t>
       </w:r>
     </w:p>
     <w:p>
@@ -49,63 +49,93 @@
     </w:p>
     <w:p>
       <w:r>
-        <w:t>When John Lee Hooker ambles onto the stage at Madison Square Garden tonight to sing, the audience will hear five and a half decades of blues experience. They will also hear the music of the Mississippi Delta, which has become the sound of the international mainstream in the form of rock-and-roll.</w:t>
+        <w:t>The bitterness of Vice President Kamala Harris's defeat and Donald Trump's victories in two of the past three presidential races have Democrats seriously questioning their policies and their message.</w:t>
         <w:br/>
-        <w:t>Mr. Hooker, a major figure in American popular music, will be on the receiving end of a tribute that will include performances by a slew of stars, including Gregg Allman, Bo Diddley, Bonnie Raitt, Willie Dixon, Joe Cocker, James Cotton, Huey Lewis, Johnny Winter and Little Feat.</w:t>
+        <w:t>They'll be re-examining their messengers, too, and 2024 will haunt 2028, determining who's in contention for the party's presidential nomination and upending the Democratic bench as it existed before Nov. 5.</w:t>
         <w:br/>
-        <w:t>The show is also a benefit, with some of the profits going to the Delta Blues Museum, which is based in Clarksdale, Miss., the town outside of which Mr. Hooker was born some 70 years ago. Mr. Hooker's subsequent odyssey, from the poverty and repression of the delta to a life of recognition and reasonable wealth in a suburb of San Francisco, is a specifically American story of race, class and talent.</w:t>
+        <w:t>Trump beat two women — Harris this time, Hillary Clinton before — and many Democrats partly blame sexism. That could make them reluctant to pick another woman, even one as compelling as Gov. Gretchen Whitmer of Michigan.</w:t>
         <w:br/>
-        <w:t>''Where I came from in Mississippi was like being in hell,'' said Mr. Hooker. ''I was about 14 when I left for Memphis. I knew what was happening.''</w:t>
+        <w:t>The party's struggles with working-class voters could point it toward someone positioned to attract them. Keep an eye on a comer like U.S. Representative Ruben Gallego, a former Marine who just won his Senate race in Arizona as Trump beat Harris there by more than five percentage points.</w:t>
         <w:br/>
-        <w:t>'I Wanted to Be a Star'</w:t>
+        <w:t>But I think an even bigger dynamic should — and could — come into play. The party ought to rethink its allegiance to tradition and etiquette, creating opportunities for candidates who aren't obvious choices, who don't fit any mold, whose résumés (here a lawyer, there a lawyer) don't read like anagrams of one another's.</w:t>
         <w:br/>
-        <w:t>Like many other black Americans from the South, Mr. Hooker was intent on moving north. His next stop was Cincinnati, where he became a teen-age gospel singer with groups like the Delta Big Four, the Fairfield Four and the Big Six.</w:t>
+        <w:t>Clinton was a proper choice, her long history with the party and her formidable C.V. overriding concerns about how well she connected with voters. That didn't pay off.</w:t>
         <w:br/>
-        <w:t>''I wanted to be a star,'' said Mr. Hooker. ''I knew I couldn't make it in Mississippi so I was working my way up north. I lived in Cincinnati for two years, and I learned how to play and sing real good there. I knew I was a heck of a gospel singer, and the work taught me how to relate to an audience. 'Oh, that kid can sing!' people used to say. People around me, they'd treat me like I was a kid and they loved me. I'd get lonely for my family, but that was about it. When I started singing blues, the church didn't like it, but I was determined to be a musician and be a blues star, and I didn't much care what they thought.''</w:t>
+        <w:t>Democratic leaders let President Biden's re-election dreams go unchallenged for so long because that was the respectful, decent course. It was also the foolish one.</w:t>
         <w:br/>
-        <w:t>Mr. Hooker next moved to Detroit, following the trail of work. When World War II broke out, Detroit was suddenly awash with jobs. As in Chicago and Los Angeles, the black working class suddenly found itself with money and looking for entertainment.</w:t>
+        <w:t>By the time Biden bowed out, a real primary was impossible, and Democrats once again traveled the polite path, anointing Harris because she was next in line and her selection promised to ruffle the fewest feathers. That didn't end well.</w:t>
         <w:br/>
-        <w:t>''During the war I lied about my age to enlist,'' said Mr. Hooker. ''If you were a soldier, all the girls went crazy about you. But I was kicked out for being under-age, so I worked washing dishes and all sorts of things. But the town was booming, and I was playing three and four, sometimes five nights a week in small clubs; I got to be hot stuff, the hottest musician in Detroit.''</w:t>
+        <w:t>And she lost to someone who blithely junks tradition, gleefully jettisons etiquette and went through none of the usual paces en route to the presidency. While her failure was chiefly a function of many Americans' economic frustrations, overall discontent and impulse to punish the party in power, Trump's triumph nonetheless demonstrated the degree to which many voters feel that institutions aren't working and business as usual no longer cuts it. Perhaps conventionally polished institutionalists aren't the best candidates for this angry age.</w:t>
         <w:br/>
-        <w:t xml:space="preserve"> </w:t>
+        <w:t>"Trump has fundamentally changed the way that we campaign and govern in America," said Rebecca Katz, the chief strategist for the successful Senate campaigns of Gallego and, before him, John Fetterman, the Pennsylvania Democrat. She told me that a candidate's ability to communicate with voters on their own terms, in relatable language, is crucially important. And that skill and sensibility have nothing to do with how much political experience the person has.</w:t>
         <w:br/>
-        <w:t>Suddenly in Demand</w:t>
+        <w:t>State Auditor Rob Sand of Iowa, where he's the only elected Democrat who holds statewide office, told me: "Our party has been too deferential to its establishment, and the establishment has been too deferential to its own wisdom. We should be more open."</w:t>
         <w:br/>
-        <w:t>The small independent record companies were scrambling for new talent to fill the new needs of a larger, wealthier and more urbane black audience. Mr. Hooker found himself discovered.</w:t>
+        <w:t>Other young Democratic officeholders — Sand is 42 — expressed similar views. "There's a possibility that folks who have been in the inner circles and the backrooms are too tainted to be able to speak with any authenticity about what's next and what's new and what's different," Illinois State Representative Kam Buckner, 39, told me.</w:t>
         <w:br/>
-        <w:t>''One night the folks from Modern Records, Saul and Jules Bihari, came into a club I was playing,'' Mr. Hooker recalled. ''They came in with their suits on, and I thought they were the police. I had a long guitar chord and I was walking the floor, and they said, 'Come over here, kid. Who are you?' I said, 'John Lee Hooker. What, are you all the police?' They said, 'No, we're from Modern and we're going to take care of you.' I didn't believe it because everyone is always talking, but they gave me a thousand dollars up front. I said 'Huh?' because it was so much money. I recorded 'Boogie Chillen' ' and I never looked back.''</w:t>
+        <w:t>It's worth remembering that the Democratic Party's last two-term president, Barack Obama, wasn't at the center of its conversations four years before his commanding victory over Senator John McCain, a longtime fixture on Capitol Hill, in the 2008 presidential race. And by nominating Obama that year, Democrats bypassed the politician who was "owed" — Clinton. Obama wasn't the heir apparent. He was the insurgent.</w:t>
         <w:br/>
-        <w:t>Mr. Hooker played a big part in modernizing an essentially rural style of music and making it nationally popular, adding jump and jazz rhythms to the mix. His early recordings, from 1948, have him working in the deep Mississippi blues style, where he clangs out harsh metallic guitar lines while his vocals shout and moan. The same year he recorded ''Boogie Chillen' '' in a modern jump style that became rhythm and blues; the record, with a full band, was a hit. When rhythm and blues burned out commercially in the late 1950's, Mr. Hooker reverted to a solo act, cleverly cashing in on the growing folk circuit that was supporting a flock of blues musicians. The audience was looking for authenticity and rustics, and Mr. Hooker was happy to oblige, eventually recording for Riverside Records as an acoustic guitarist.</w:t>
+        <w:t>"It is no coincidence that two outsiders as different as Mr. Obama and Mr. Trump have dominated politics for 20 years," Ben Rhodes, who was deputy national security adviser for President Obama, wrote in Times Opinion last week.</w:t>
         <w:br/>
-        <w:t>By the middle 1960's, Mr. Hooker emerged as an electric blues star, recording with the band Canned Heat, and being justly celebrated by legions of rock-and-roll fans. And by that time, his audience was changing from black to white. And the white audience wanted blues.</w:t>
+        <w:t>So the main question for the long list of accomplished Democrats who are routinely mentioned as potential presidents or have shown interest in the job isn't who can claim the shiniest bona fides. It's who has an aura of freshness and forges a genuine connection to Americans outside as well as inside cities and in the middle of the country, not just the coasts.</w:t>
         <w:br/>
-        <w:t xml:space="preserve"> </w:t>
+        <w:t>Gov. Gavin Newsom of California, whose flurry of post-Nov. 5 activity looks a whole lot like a White House bid in the making, is a telegenic political gladiator. But is another candidate from Harris's state — one who was previously mayor of San Francisco — his party's wisest pick?</w:t>
         <w:br/>
-        <w:t>'They Were Just People'</w:t>
+        <w:t>Gov. Josh Shapiro of Pennsylvania is getting a P.R. bounce from some political analysts' second-guessing about whether he would have been a better addition to the Democratic ticket than Gov. Tim Walz of Minnesota, and Shapiro, in his own state, has proved his appeal to voters beyond Democratic strongholds. But would the party turn, after Harris, to another lawyer and former state attorney general? Startling fact: The last Democratic presidential nominee who didn't go to law school was Jimmy Carter. That was half a century ago.</w:t>
         <w:br/>
-        <w:t>''I played solo a long time, and I know how to tap my feet so it sounds like a drum,'' said Mr. Hooker. ''It wasn't any problem to start playing the coffeehouses. I can switch to any style, you have to be versatile to be a musician. I knew the white audience was out there but I didn't know how to get it. As the years go by, things change and to me they were just people. I had no thought that British singers would start singing my songs, I had no idea what would come with that. People got more civilized.''</w:t>
+        <w:t>All of the Democratic politicians who were prominently mentioned as possible running mates for Harris could mount credible campaigns for the party's 2028 nomination. That includes not only Whitmer, Walz and Shapiro but also Governors Andy Beshear of Kentucky, Roy Cooper of North Carolina, J.B. Pritzker of Illinois and Wes Moore of Maryland, along with Transportation Secretary Pete Buttigieg and Commerce Secretary Gina Raimondo. And such tested leaders may be precisely what the electorate wants if Trump creates chaos in the nation's capital — his selection of U.S. Representative Matt Gaetz of Florida to be attorney general is a provocative lurch in that direction — and the country fares poorly over the next few years.</w:t>
         <w:br/>
-        <w:t>For the tribute tonight, most of the performers are white rock-and-roll stars. ''These are some of the realities when it comes to the blues today,'' said Quint Davis, who is producing the show. ''Many more white musicians are going into it today than are black musicians. Just look at the bands of most black blues musicians - they're all white. And the people on the show have lived the blues life so they're here to pay tribute, to give credit. They feel that they owe a debt for who they are, not just what they play. People are really happy to pay tribute to the influence of the great masters. And when the show was initiated, John Lee was asked who he wanted, and these are people he identified.''</w:t>
+        <w:t>But given the scattered and fickle attention of voters today, candidates' seasoning arguably matters less than their sizzle. The perfect nominee "needs to be someone who is able to break through the fractured and spoiled media environment in a way that Democrats have really, really struggled to do," Nicole Hemmer, a political historian at Vanderbilt University, told me. Buttigieg has accomplished that, she said. She also singled out Representative Alexandria Ocasio-Cortez, who turned 35 — the minimum age for a U.S. president — last month.</w:t>
         <w:br/>
-        <w:t>''It's really nice that people realize that all people are the same,'' said Mr. Hooker. ''Human beings can be worse than animals. Cows and horses don't care what color they are. But I never looked at it that way. My band is all white, and I think of them by their talent, not by the color their skin or hair is. So tributes like this make me feel real good.''</w:t>
+        <w:t>Faiz Shakir, who managed Senator Bernie Sanders's 2020 presidential campaign, also mentioned Ocasio-Cortez. "What we need first and foremost is a candidate who has a relatability to working-class people," Shakir told me, adding that despite Trump's gilded station and ways, he gives many of those people the sense that he's having a real conversation with them.</w:t>
         <w:br/>
-        <w:t xml:space="preserve"> </w:t>
+        <w:t>Gallego's admirers credit him with that gift; Rebecca Katz noted that during his campaign, he comfortably visited the rodeo, hosted a boxing night, made tamales with grandmothers. "And he was just being himself," she said. Shakir named Shawn Fain, the president of the United Auto Workers, as someone else with a talent for connecting with working-class Americans. And he said there's no reason to count out someone from the worlds of labor or business or religion as a legitimate contender for the Democratic presidential nomination.</w:t>
         <w:br/>
-        <w:t>Held on to His Rights</w:t>
+        <w:t>That's where 2028 gets so unpredictable. A climate much more potentially receptive to atypical candidates could translate into more candidacies like Andrew Yang's in 2020. (I wouldn't be surprised to see him and his pitch for universal basic income return in 2028.) It could attract first-timers we don't expect. Who's to say that a prominent podcaster wouldn't catch fire? Or a star athlete like LeBron James, whose charitable foundation has opened a public school, a medical center and more in Akron, Ohio?</w:t>
         <w:br/>
-        <w:t>Unlike many other blues singers, Mr. Hooker has been lucky in that he now receives royalties for his older recordings. Record labels dealing with blues often shortchanged their artists - and artists often sold their rights - but Mr. Hooker held on to his. A few years ago, he decided to collect what was owed him. His lawyer asked him whether he had all his contracts, and by chance, Mr. Hooker had some 40 years' worth.</w:t>
+        <w:t>Or an entrepreneur like Mark Cuban, whose name has been bandied about before? Or a trailblazing corporate figure like Mary Barra, who became the first female chief executive of one of the "big three" automakers in Michigan when she took the wheel at General Motors a decade ago? Just don't say Michelle Obama. Everybody's always saying Michelle Obama, but she has never signaled a skosh of interest in moving back to 1600 Pennsylvania Ave.</w:t>
         <w:br/>
-        <w:t>''I was lucky,'' he said. ''I gave all my papers to a man in Detroit for safekeeping, and when my lawyer asked me if I had any papers, I wrote to Detroit and got them all. We took the companies to court, and they were in a panic when they found out that I had the papers. And ever since then, I've been getting my royalties.</w:t>
+        <w:t>"It's not a person we can decide on today," Katz said. "I don't know where our superstars are, but there has to be a way that people can get to bat. We can't stifle anyone before they start."</w:t>
         <w:br/>
-        <w:t>''It's helped out now because I'm going to be able to retire. I enjoy playing because it's my life. When I'm in bed, I moan and groan it. Without singing the blues I'd go under.''</w:t>
+        <w:t>For the Love of Sentences</w:t>
         <w:br/>
+        <w:t>In The Times, James Poniewozik evaluated television news coverage of election night: "A CNN map showed in shades of brown which areas of the country had suffered most from recent inflation, a vista of amber waves of pain." (Thanks to Susan Milord of Rome and Neal Goldberg of Bethesda, Md., among others, for nominating this.)</w:t>
         <w:br/>
-        <w:t>Graphic</w:t>
+        <w:t>Also in The Times, Michelle Cottle marveled at House Speaker Mike Johnson's desire to stay in that job: "With a Republican conference like this one, well, things have a tendency to fall apart. The center cannot hold, because there is no meaningful center: just Marjorie Taylor Greene and Lauren Boebert scrapping in the women's room while Jim Jordan barks threats at the Justice Department and a sprinkling of suburban moderates struggles to avoid the flaming vortex of chaos." (Michael Silk, Laguna Woods, Calif.)</w:t>
         <w:br/>
+        <w:t>In The New Yorker, Jill Lepore took issue with what she saw as a condescending Democratic message to female voters that they could secretly defy their husbands' wishes: "Trump liked to say that he will, as president, protect women, whether they want him to or not. The Harris campaign said the same thing, only with more celebrity endorsements." (John Jacoby, Cambridge, Mass.)</w:t>
         <w:br/>
-        <w:t xml:space="preserve"> </w:t>
+        <w:t>In Town &amp; Country, Isiah Magsino marveled at the gutsiness of an election night party: "Hosting a soiree of this nature in 2024 is like setting up a game of croquet on a field of land mines." (Julie Brookbank, Alexandria, S.D.)</w:t>
         <w:br/>
-        <w:t>Photo: John Lee Hooker, who will be honored with a tribute concert tonight at Madison Square Garden. (Michelle V. Agins/The New York Times)</w:t>
+        <w:t>In his newsletter on Substack, Timothy Snyder justified his mock pitch for a sitcom tweak on "Gilligan's Island" called "Oligarchs' Island": "No matter how dark the evil, there is always a corner for ridicule's little lantern." (Elizabeth Tenney, Reno, Nev.)</w:t>
+        <w:br/>
+        <w:t>For the USA Today Network, Nate Monroe appraised the fitness of Florida's surgeon general, Dr. Joseph Ladapo, for a high-level job alongside Robert Kennedy Jr. in the coming Trump administration: "If we're returning to a pre-fluoridated world where apothecaries hawk elixirs, potions and tonics to cure break-bone and king's evil, Ladapo's your man. And he would add the patina of professional legitimacy to Kennedy's rumpled conspiracism and sordid past." (Bob Clark, Venice, Fla.)</w:t>
+        <w:br/>
+        <w:t>In The Dispatch, Kevin D. Williamson explained one chamber of Congress: "With its democratic character and elections every other year, the House was intended to be the receptacle of democratic energy, one part town hall meeting and one part constitutional drunk tank." (Michael Smith, Georgetown, Ky.)</w:t>
+        <w:br/>
+        <w:t>In The Washington Post, Charles Lane diagnosed a chastened party's problem: "Democrats have been acting like the proverbial American tourist in France, trying to get their point across by shouting louder in a language only they understand." (Chuck Isaacson, Oshkosh, Wis., and Linda Litowsky, Austin, Texas)</w:t>
+        <w:br/>
+        <w:t>And in The Atlantic, Ian Bogost credited one enterprising company with a certain accessory's current ubiquity: "Until JanSport evolved the design, a backpack was a bulky, specialized thing for hiking, used only by smelly people on mountain trailheads or European gap years." (Judy Greiman, Mount Sinai, N.Y.)</w:t>
+        <w:br/>
+        <w:t>To nominate favorite bits of recent writing from The Times or other publications to be mentioned in "For the Love of Sentences," please email me here and include your name and place of residence.</w:t>
+        <w:br/>
+        <w:t>What I'm Watching</w:t>
+        <w:br/>
+        <w:t>I was reasonably engrossed in "Woman of the Hour," on Netflix, as I watched it, but came to think even more highly of it afterward. It stayed with me because of the particular way in which it places men who commit the most horrific violence against women on a spectrum of sexism and misogyny. Starring and directed by Anna Kendrick, the movie tells the true story of an aspiring actress and a serial killer who came to share the stage of — and exchange witty repartee on — the 1970s television show "The Dating Game." It's strangely funny, it's plenty creepy and it's smart, using a slice of obscure history as a whopper of a metaphor about women's vulnerability. This review by Ty Burr in The Washington Post gets it exactly right.</w:t>
+        <w:br/>
+        <w:t>The enormous acclaim for the director Sean Baker's 2017 movie "The Florida Project" puzzled me; I found "Florida" needlessly slow going. But the even greater acclaim he's receiving for "Anora," which was released in theaters last month? I'm onboard. While "Anora" also indulges Baker's tendency to linger at length in the milieus he visits (here that means the strip club where the title character works and the gaudy Brooklyn mansion of sorts where she holes up with a Russian oligarch's son), it's so wildly funny when it means to be, so poignant in the end and such a showcase for splendid performances — by Mikey Madison and Yura Borisov in particular — that I left the theater sated and elated. This review by Alissa Wilkinson in The Times captured what I found so moving about "Anora," though a word of caution: If you bristle at nudity and sex, this isn't for you.</w:t>
+        <w:br/>
+        <w:t>On a Personal (by Which I Mean Regan) Note</w:t>
+        <w:br/>
+        <w:t>More than a few of you have chided me for not updating you about Regan's health — I mentioned a few weeks ago that she had arthritis — and others protested her absence in the newsletter after Election Day on other grounds, saying that a dose of Regan would have been especially welcome then.</w:t>
+        <w:br/>
+        <w:t>Well, Regan has been struggling lately: Her issues go beyond that arthritis diagnosis. I'll spare you the details because I myself don't like to dwell on them and, well, Regan hasn't signed a HIPAA release. But I promise to give you occasional reports on how she's generally doing and — I'm confident — recovering.</w:t>
+        <w:br/>
+        <w:t>Rest assured that it's nothing fatal. It's just difficult: For the time being, she and I aren't able to take our usual long walks together, and I sometimes need to carry her up and down the stairs and lift her up to and down from the bed. Because I want to give her some diversion and plenty of time outdoors but she won't linger in the yard if she's alone there, I sit in an Adirondack chair — arms smooshed against my sides as I bang awkwardly on my laptop keyboard — while she watches the birds.</w:t>
+        <w:br/>
+        <w:t>She deals with her new containment. I deal with al fresco punditry. Love means shooing away the fly that just landed on your semicolon, the mosquito that streaked past your past participle en route to your flesh.</w:t>
+        <w:br/>
+        <w:t>This article appeared in print on page A22.</w:t>
       </w:r>
     </w:p>
     <w:sectPr>

--- a/example_articles/us_region/Multiple/3.us_region_Multiple_New_York_Times.docx
+++ b/example_articles/us_region/Multiple/3.us_region_Multiple_New_York_Times.docx
@@ -32,7 +32,7 @@
     </w:p>
     <w:p>
       <w:r>
-        <w:t>Raw locations result, 'locations': ['Arizona', 'Michigan', 'Iowa', 'Pennsylvania', 'Minnesota', 'Kentucky', 'North Carolina', 'Illinois', 'Maryland', 'California', 'Ohio']</w:t>
+        <w:t>Raw locations result, 'locations': ['Arizona', 'Michigan', 'Iowa', 'Pennsylvania', 'Minnesota', 'Illinois', 'Kentucky', 'North Carolina', 'Maryland', 'California', 'Ohio']</w:t>
       </w:r>
     </w:p>
     <w:p>
